--- a/ABERTURA__ENSAIO.docx
+++ b/ABERTURA__ENSAIO.docx
@@ -5,7 +5,7 @@
     <w:p>
       <w:pPr>
         <w:keepNext/>
-        <w:spacing w:after="360"/>
+        <w:spacing w:after="340"/>
       </w:pPr>
       <w:r>
         <w:rPr>
@@ -22,7 +22,7 @@
       <w:pPr>
         <w:keepNext/>
         <w:keepLines/>
-        <w:spacing w:after="100" w:before="80"/>
+        <w:spacing w:after="80" w:before="60"/>
       </w:pPr>
       <w:r>
         <w:rPr>
@@ -40,22 +40,23 @@
       <w:pPr>
         <w:keepNext w:val="false"/>
         <w:keepLines/>
-        <w:spacing w:after="160"/>
-      </w:pPr>
-      <w:r>
-        <w:rPr>
-          <w:rFonts w:ascii="Calibri" w:cs="Calibri" w:eastAsia="Calibri" w:hAnsi="Calibri"/>
-          <w:sz w:val="24"/>
-          <w:szCs w:val="24"/>
-        </w:rPr>
-        <w:t xml:space="preserve">Boa tarde pessoal, tudo bem?  Primeiramente agradeço o convite, é um prazer estar aqui hoje com vocês. Podemos começar? Então vamos lá..</w:t>
-      </w:r>
-    </w:p>
-    <w:p>
-      <w:pPr>
-        <w:keepNext/>
-        <w:keepLines/>
-        <w:spacing w:after="100" w:before="80"/>
+        <w:spacing w:after="140"/>
+      </w:pPr>
+      <w:r>
+        <w:rPr>
+          <w:rFonts w:ascii="Calibri" w:cs="Calibri" w:eastAsia="Calibri" w:hAnsi="Calibri"/>
+          <w:color w:val="000000"/>
+          <w:sz w:val="24"/>
+          <w:szCs w:val="24"/>
+        </w:rPr>
+        <w:t xml:space="preserve">Boa tarde, pessoal, tudo bem?  Primeiramente agradeço o convite, é um prazer estar aqui hoje com vocês. Podemos começar? Então vamos lá.</w:t>
+      </w:r>
+    </w:p>
+    <w:p>
+      <w:pPr>
+        <w:keepNext/>
+        <w:keepLines/>
+        <w:spacing w:after="80" w:before="60"/>
       </w:pPr>
       <w:r>
         <w:rPr>
@@ -73,11 +74,12 @@
       <w:pPr>
         <w:keepNext w:val="false"/>
         <w:keepLines/>
-        <w:spacing w:after="160"/>
-      </w:pPr>
-      <w:r>
-        <w:rPr>
-          <w:rFonts w:ascii="Calibri" w:cs="Calibri" w:eastAsia="Calibri" w:hAnsi="Calibri"/>
+        <w:spacing w:after="140"/>
+      </w:pPr>
+      <w:r>
+        <w:rPr>
+          <w:rFonts w:ascii="Calibri" w:cs="Calibri" w:eastAsia="Calibri" w:hAnsi="Calibri"/>
+          <w:color w:val="000000"/>
           <w:sz w:val="24"/>
           <w:szCs w:val="24"/>
         </w:rPr>
@@ -88,6 +90,7 @@
           <w:rFonts w:ascii="Calibri" w:cs="Calibri" w:eastAsia="Calibri" w:hAnsi="Calibri"/>
           <w:b/>
           <w:bCs/>
+          <w:color w:val="000000"/>
           <w:sz w:val="24"/>
           <w:szCs w:val="24"/>
         </w:rPr>
@@ -96,6 +99,7 @@
       <w:r>
         <w:rPr>
           <w:rFonts w:ascii="Calibri" w:cs="Calibri" w:eastAsia="Calibri" w:hAnsi="Calibri"/>
+          <w:color w:val="000000"/>
           <w:sz w:val="24"/>
           <w:szCs w:val="24"/>
         </w:rPr>
@@ -106,7 +110,7 @@
       <w:pPr>
         <w:keepNext/>
         <w:keepLines/>
-        <w:spacing w:after="100" w:before="80"/>
+        <w:spacing w:after="80" w:before="60"/>
       </w:pPr>
       <w:r>
         <w:rPr>
@@ -124,11 +128,12 @@
       <w:pPr>
         <w:keepNext w:val="false"/>
         <w:keepLines/>
-        <w:spacing w:after="160"/>
-      </w:pPr>
-      <w:r>
-        <w:rPr>
-          <w:rFonts w:ascii="Calibri" w:cs="Calibri" w:eastAsia="Calibri" w:hAnsi="Calibri"/>
+        <w:spacing w:after="140"/>
+      </w:pPr>
+      <w:r>
+        <w:rPr>
+          <w:rFonts w:ascii="Calibri" w:cs="Calibri" w:eastAsia="Calibri" w:hAnsi="Calibri"/>
+          <w:color w:val="000000"/>
           <w:sz w:val="24"/>
           <w:szCs w:val="24"/>
         </w:rPr>
@@ -139,11 +144,12 @@
       <w:pPr>
         <w:keepNext w:val="false"/>
         <w:keepLines/>
-        <w:spacing w:after="160"/>
-      </w:pPr>
-      <w:r>
-        <w:rPr>
-          <w:rFonts w:ascii="Calibri" w:cs="Calibri" w:eastAsia="Calibri" w:hAnsi="Calibri"/>
+        <w:spacing w:after="140"/>
+      </w:pPr>
+      <w:r>
+        <w:rPr>
+          <w:rFonts w:ascii="Calibri" w:cs="Calibri" w:eastAsia="Calibri" w:hAnsi="Calibri"/>
+          <w:color w:val="000000"/>
           <w:sz w:val="24"/>
           <w:szCs w:val="24"/>
         </w:rPr>
@@ -154,7 +160,7 @@
       <w:pPr>
         <w:keepNext/>
         <w:keepLines/>
-        <w:spacing w:after="100" w:before="80"/>
+        <w:spacing w:after="80" w:before="60"/>
       </w:pPr>
       <w:r>
         <w:rPr>
@@ -172,11 +178,12 @@
       <w:pPr>
         <w:keepNext w:val="false"/>
         <w:keepLines/>
-        <w:spacing w:after="160"/>
-      </w:pPr>
-      <w:r>
-        <w:rPr>
-          <w:rFonts w:ascii="Calibri" w:cs="Calibri" w:eastAsia="Calibri" w:hAnsi="Calibri"/>
+        <w:spacing w:after="140"/>
+      </w:pPr>
+      <w:r>
+        <w:rPr>
+          <w:rFonts w:ascii="Calibri" w:cs="Calibri" w:eastAsia="Calibri" w:hAnsi="Calibri"/>
+          <w:color w:val="000000"/>
           <w:sz w:val="24"/>
           <w:szCs w:val="24"/>
         </w:rPr>
@@ -187,7 +194,7 @@
       <w:pPr>
         <w:keepNext/>
         <w:keepLines/>
-        <w:spacing w:after="100" w:before="80"/>
+        <w:spacing w:after="80" w:before="60"/>
       </w:pPr>
       <w:r>
         <w:rPr>
@@ -205,11 +212,12 @@
       <w:pPr>
         <w:keepNext w:val="false"/>
         <w:keepLines/>
-        <w:spacing w:after="160"/>
-      </w:pPr>
-      <w:r>
-        <w:rPr>
-          <w:rFonts w:ascii="Calibri" w:cs="Calibri" w:eastAsia="Calibri" w:hAnsi="Calibri"/>
+        <w:spacing w:after="140"/>
+      </w:pPr>
+      <w:r>
+        <w:rPr>
+          <w:rFonts w:ascii="Calibri" w:cs="Calibri" w:eastAsia="Calibri" w:hAnsi="Calibri"/>
+          <w:color w:val="000000"/>
           <w:sz w:val="24"/>
           <w:szCs w:val="24"/>
         </w:rPr>
@@ -220,7 +228,7 @@
       <w:pPr>
         <w:keepNext/>
         <w:keepLines/>
-        <w:spacing w:after="100" w:before="80"/>
+        <w:spacing w:after="80" w:before="60"/>
       </w:pPr>
       <w:r>
         <w:rPr>
@@ -238,11 +246,12 @@
       <w:pPr>
         <w:keepNext w:val="false"/>
         <w:keepLines/>
-        <w:spacing w:after="160"/>
-      </w:pPr>
-      <w:r>
-        <w:rPr>
-          <w:rFonts w:ascii="Calibri" w:cs="Calibri" w:eastAsia="Calibri" w:hAnsi="Calibri"/>
+        <w:spacing w:after="140"/>
+      </w:pPr>
+      <w:r>
+        <w:rPr>
+          <w:rFonts w:ascii="Calibri" w:cs="Calibri" w:eastAsia="Calibri" w:hAnsi="Calibri"/>
+          <w:color w:val="000000"/>
           <w:sz w:val="24"/>
           <w:szCs w:val="24"/>
         </w:rPr>
@@ -253,7 +262,7 @@
       <w:pPr>
         <w:keepNext/>
         <w:keepLines/>
-        <w:spacing w:after="100" w:before="80"/>
+        <w:spacing w:after="80" w:before="60"/>
       </w:pPr>
       <w:r>
         <w:rPr>
@@ -271,11 +280,12 @@
       <w:pPr>
         <w:keepNext w:val="false"/>
         <w:keepLines/>
-        <w:spacing w:after="160"/>
-      </w:pPr>
-      <w:r>
-        <w:rPr>
-          <w:rFonts w:ascii="Calibri" w:cs="Calibri" w:eastAsia="Calibri" w:hAnsi="Calibri"/>
+        <w:spacing w:after="140"/>
+      </w:pPr>
+      <w:r>
+        <w:rPr>
+          <w:rFonts w:ascii="Calibri" w:cs="Calibri" w:eastAsia="Calibri" w:hAnsi="Calibri"/>
+          <w:color w:val="000000"/>
           <w:sz w:val="24"/>
           <w:szCs w:val="24"/>
         </w:rPr>
@@ -286,6 +296,7 @@
           <w:rFonts w:ascii="Calibri" w:cs="Calibri" w:eastAsia="Calibri" w:hAnsi="Calibri"/>
           <w:b/>
           <w:bCs/>
+          <w:color w:val="000000"/>
           <w:sz w:val="24"/>
           <w:szCs w:val="24"/>
         </w:rPr>
@@ -294,6 +305,7 @@
       <w:r>
         <w:rPr>
           <w:rFonts w:ascii="Calibri" w:cs="Calibri" w:eastAsia="Calibri" w:hAnsi="Calibri"/>
+          <w:color w:val="000000"/>
           <w:sz w:val="24"/>
           <w:szCs w:val="24"/>
         </w:rPr>
@@ -304,11 +316,12 @@
       <w:pPr>
         <w:keepNext w:val="false"/>
         <w:keepLines/>
-        <w:spacing w:after="160"/>
-      </w:pPr>
-      <w:r>
-        <w:rPr>
-          <w:rFonts w:ascii="Calibri" w:cs="Calibri" w:eastAsia="Calibri" w:hAnsi="Calibri"/>
+        <w:spacing w:after="140"/>
+      </w:pPr>
+      <w:r>
+        <w:rPr>
+          <w:rFonts w:ascii="Calibri" w:cs="Calibri" w:eastAsia="Calibri" w:hAnsi="Calibri"/>
+          <w:color w:val="000000"/>
           <w:sz w:val="24"/>
           <w:szCs w:val="24"/>
         </w:rPr>
@@ -319,6 +332,7 @@
           <w:rFonts w:ascii="Calibri" w:cs="Calibri" w:eastAsia="Calibri" w:hAnsi="Calibri"/>
           <w:b/>
           <w:bCs/>
+          <w:color w:val="000000"/>
           <w:sz w:val="24"/>
           <w:szCs w:val="24"/>
         </w:rPr>
@@ -327,6 +341,7 @@
       <w:r>
         <w:rPr>
           <w:rFonts w:ascii="Calibri" w:cs="Calibri" w:eastAsia="Calibri" w:hAnsi="Calibri"/>
+          <w:color w:val="000000"/>
           <w:sz w:val="24"/>
           <w:szCs w:val="24"/>
         </w:rPr>
@@ -337,11 +352,12 @@
       <w:pPr>
         <w:keepNext w:val="false"/>
         <w:keepLines/>
-        <w:spacing w:after="160"/>
-      </w:pPr>
-      <w:r>
-        <w:rPr>
-          <w:rFonts w:ascii="Calibri" w:cs="Calibri" w:eastAsia="Calibri" w:hAnsi="Calibri"/>
+        <w:spacing w:after="140"/>
+      </w:pPr>
+      <w:r>
+        <w:rPr>
+          <w:rFonts w:ascii="Calibri" w:cs="Calibri" w:eastAsia="Calibri" w:hAnsi="Calibri"/>
+          <w:color w:val="000000"/>
           <w:sz w:val="24"/>
           <w:szCs w:val="24"/>
         </w:rPr>
@@ -352,6 +368,7 @@
           <w:rFonts w:ascii="Calibri" w:cs="Calibri" w:eastAsia="Calibri" w:hAnsi="Calibri"/>
           <w:b/>
           <w:bCs/>
+          <w:color w:val="000000"/>
           <w:sz w:val="24"/>
           <w:szCs w:val="24"/>
         </w:rPr>
@@ -360,6 +377,7 @@
       <w:r>
         <w:rPr>
           <w:rFonts w:ascii="Calibri" w:cs="Calibri" w:eastAsia="Calibri" w:hAnsi="Calibri"/>
+          <w:color w:val="000000"/>
           <w:sz w:val="24"/>
           <w:szCs w:val="24"/>
         </w:rPr>
@@ -370,11 +388,12 @@
       <w:pPr>
         <w:keepNext w:val="false"/>
         <w:keepLines/>
-        <w:spacing w:after="160"/>
-      </w:pPr>
-      <w:r>
-        <w:rPr>
-          <w:rFonts w:ascii="Calibri" w:cs="Calibri" w:eastAsia="Calibri" w:hAnsi="Calibri"/>
+        <w:spacing w:after="140"/>
+      </w:pPr>
+      <w:r>
+        <w:rPr>
+          <w:rFonts w:ascii="Calibri" w:cs="Calibri" w:eastAsia="Calibri" w:hAnsi="Calibri"/>
+          <w:color w:val="000000"/>
           <w:sz w:val="24"/>
           <w:szCs w:val="24"/>
         </w:rPr>
@@ -385,6 +404,7 @@
           <w:rFonts w:ascii="Calibri" w:cs="Calibri" w:eastAsia="Calibri" w:hAnsi="Calibri"/>
           <w:b/>
           <w:bCs/>
+          <w:color w:val="000000"/>
           <w:sz w:val="24"/>
           <w:szCs w:val="24"/>
         </w:rPr>
@@ -393,6 +413,7 @@
       <w:r>
         <w:rPr>
           <w:rFonts w:ascii="Calibri" w:cs="Calibri" w:eastAsia="Calibri" w:hAnsi="Calibri"/>
+          <w:color w:val="000000"/>
           <w:sz w:val="24"/>
           <w:szCs w:val="24"/>
         </w:rPr>
@@ -403,7 +424,7 @@
       <w:pPr>
         <w:keepNext/>
         <w:keepLines/>
-        <w:spacing w:after="100" w:before="80"/>
+        <w:spacing w:after="80" w:before="60"/>
       </w:pPr>
       <w:r>
         <w:rPr>
@@ -421,11 +442,12 @@
       <w:pPr>
         <w:keepNext w:val="false"/>
         <w:keepLines/>
-        <w:spacing w:after="160"/>
-      </w:pPr>
-      <w:r>
-        <w:rPr>
-          <w:rFonts w:ascii="Calibri" w:cs="Calibri" w:eastAsia="Calibri" w:hAnsi="Calibri"/>
+        <w:spacing w:after="140"/>
+      </w:pPr>
+      <w:r>
+        <w:rPr>
+          <w:rFonts w:ascii="Calibri" w:cs="Calibri" w:eastAsia="Calibri" w:hAnsi="Calibri"/>
+          <w:color w:val="000000"/>
           <w:sz w:val="24"/>
           <w:szCs w:val="24"/>
         </w:rPr>
@@ -436,7 +458,7 @@
       <w:pPr>
         <w:keepNext/>
         <w:keepLines/>
-        <w:spacing w:after="100" w:before="80"/>
+        <w:spacing w:after="80" w:before="60"/>
       </w:pPr>
       <w:r>
         <w:rPr>
@@ -454,7 +476,7 @@
       <w:pPr>
         <w:keepNext/>
         <w:keepLines/>
-        <w:spacing w:after="100" w:before="80"/>
+        <w:spacing w:after="80" w:before="60"/>
       </w:pPr>
       <w:r>
         <w:rPr>
@@ -472,26 +494,28 @@
       <w:pPr>
         <w:keepNext w:val="false"/>
         <w:keepLines/>
-        <w:spacing w:after="160"/>
-      </w:pPr>
-      <w:r>
-        <w:rPr>
-          <w:rFonts w:ascii="Calibri" w:cs="Calibri" w:eastAsia="Calibri" w:hAnsi="Calibri"/>
-          <w:sz w:val="24"/>
-          <w:szCs w:val="24"/>
-        </w:rPr>
-        <w:t xml:space="preserve">Meu nome é Camila Freitas, sou psicóloga clínica, formada pela PUC-SP, trabalho com TCC, psicologia analítica e tenho formação em DBT pelo Instituto brasileiros do comportamento.</w:t>
-      </w:r>
-    </w:p>
-    <w:p>
-      <w:pPr>
-        <w:keepNext w:val="false"/>
-        <w:keepLines/>
-        <w:spacing w:after="160"/>
-      </w:pPr>
-      <w:r>
-        <w:rPr>
-          <w:rFonts w:ascii="Calibri" w:cs="Calibri" w:eastAsia="Calibri" w:hAnsi="Calibri"/>
+        <w:spacing w:after="140"/>
+      </w:pPr>
+      <w:r>
+        <w:rPr>
+          <w:rFonts w:ascii="Calibri" w:cs="Calibri" w:eastAsia="Calibri" w:hAnsi="Calibri"/>
+          <w:color w:val="000000"/>
+          <w:sz w:val="24"/>
+          <w:szCs w:val="24"/>
+        </w:rPr>
+        <w:t xml:space="preserve">Meu nome é Camila Freitas, sou psicóloga clínica, formada pela PUC-SP, trabalho com TCC, psicologia analítica e tenho formação em DBT pelo Instituto Brasiliense de Análise do Comportamento — IBAC.</w:t>
+      </w:r>
+    </w:p>
+    <w:p>
+      <w:pPr>
+        <w:keepNext w:val="false"/>
+        <w:keepLines/>
+        <w:spacing w:after="140"/>
+      </w:pPr>
+      <w:r>
+        <w:rPr>
+          <w:rFonts w:ascii="Calibri" w:cs="Calibri" w:eastAsia="Calibri" w:hAnsi="Calibri"/>
+          <w:color w:val="000000"/>
           <w:sz w:val="24"/>
           <w:szCs w:val="24"/>
         </w:rPr>
@@ -502,11 +526,12 @@
       <w:pPr>
         <w:keepNext w:val="false"/>
         <w:keepLines/>
-        <w:spacing w:after="160"/>
-      </w:pPr>
-      <w:r>
-        <w:rPr>
-          <w:rFonts w:ascii="Calibri" w:cs="Calibri" w:eastAsia="Calibri" w:hAnsi="Calibri"/>
+        <w:spacing w:after="140"/>
+      </w:pPr>
+      <w:r>
+        <w:rPr>
+          <w:rFonts w:ascii="Calibri" w:cs="Calibri" w:eastAsia="Calibri" w:hAnsi="Calibri"/>
+          <w:color w:val="000000"/>
           <w:sz w:val="24"/>
           <w:szCs w:val="24"/>
         </w:rPr>
@@ -517,7 +542,7 @@
       <w:pPr>
         <w:keepNext/>
         <w:keepLines/>
-        <w:spacing w:after="100" w:before="80"/>
+        <w:spacing w:after="80" w:before="60"/>
       </w:pPr>
       <w:r>
         <w:rPr>
@@ -535,11 +560,12 @@
       <w:pPr>
         <w:keepNext w:val="false"/>
         <w:keepLines/>
-        <w:spacing w:after="160"/>
-      </w:pPr>
-      <w:r>
-        <w:rPr>
-          <w:rFonts w:ascii="Calibri" w:cs="Calibri" w:eastAsia="Calibri" w:hAnsi="Calibri"/>
+        <w:spacing w:after="140"/>
+      </w:pPr>
+      <w:r>
+        <w:rPr>
+          <w:rFonts w:ascii="Calibri" w:cs="Calibri" w:eastAsia="Calibri" w:hAnsi="Calibri"/>
+          <w:color w:val="000000"/>
           <w:sz w:val="24"/>
           <w:szCs w:val="24"/>
         </w:rPr>
@@ -550,11 +576,12 @@
       <w:pPr>
         <w:keepNext w:val="false"/>
         <w:keepLines/>
-        <w:spacing w:after="160"/>
-      </w:pPr>
-      <w:r>
-        <w:rPr>
-          <w:rFonts w:ascii="Calibri" w:cs="Calibri" w:eastAsia="Calibri" w:hAnsi="Calibri"/>
+        <w:spacing w:after="140"/>
+      </w:pPr>
+      <w:r>
+        <w:rPr>
+          <w:rFonts w:ascii="Calibri" w:cs="Calibri" w:eastAsia="Calibri" w:hAnsi="Calibri"/>
+          <w:color w:val="000000"/>
           <w:sz w:val="24"/>
           <w:szCs w:val="24"/>
         </w:rPr>
@@ -565,7 +592,7 @@
       <w:pPr>
         <w:keepNext/>
         <w:keepLines/>
-        <w:spacing w:after="100" w:before="80"/>
+        <w:spacing w:after="80" w:before="60"/>
       </w:pPr>
       <w:r>
         <w:rPr>
@@ -583,11 +610,12 @@
       <w:pPr>
         <w:keepNext w:val="false"/>
         <w:keepLines/>
-        <w:spacing w:after="160"/>
-      </w:pPr>
-      <w:r>
-        <w:rPr>
-          <w:rFonts w:ascii="Calibri" w:cs="Calibri" w:eastAsia="Calibri" w:hAnsi="Calibri"/>
+        <w:spacing w:after="140"/>
+      </w:pPr>
+      <w:r>
+        <w:rPr>
+          <w:rFonts w:ascii="Calibri" w:cs="Calibri" w:eastAsia="Calibri" w:hAnsi="Calibri"/>
+          <w:color w:val="000000"/>
           <w:sz w:val="24"/>
           <w:szCs w:val="24"/>
         </w:rPr>
@@ -598,6 +626,7 @@
           <w:rFonts w:ascii="Calibri" w:cs="Calibri" w:eastAsia="Calibri" w:hAnsi="Calibri"/>
           <w:b/>
           <w:bCs/>
+          <w:color w:val="000000"/>
           <w:sz w:val="24"/>
           <w:szCs w:val="24"/>
         </w:rPr>
@@ -606,6 +635,7 @@
       <w:r>
         <w:rPr>
           <w:rFonts w:ascii="Calibri" w:cs="Calibri" w:eastAsia="Calibri" w:hAnsi="Calibri"/>
+          <w:color w:val="000000"/>
           <w:sz w:val="24"/>
           <w:szCs w:val="24"/>
         </w:rPr>
@@ -616,11 +646,12 @@
       <w:pPr>
         <w:keepNext w:val="false"/>
         <w:keepLines/>
-        <w:spacing w:after="160"/>
-      </w:pPr>
-      <w:r>
-        <w:rPr>
-          <w:rFonts w:ascii="Calibri" w:cs="Calibri" w:eastAsia="Calibri" w:hAnsi="Calibri"/>
+        <w:spacing w:after="140"/>
+      </w:pPr>
+      <w:r>
+        <w:rPr>
+          <w:rFonts w:ascii="Calibri" w:cs="Calibri" w:eastAsia="Calibri" w:hAnsi="Calibri"/>
+          <w:color w:val="000000"/>
           <w:sz w:val="24"/>
           <w:szCs w:val="24"/>
         </w:rPr>
@@ -631,6 +662,7 @@
           <w:rFonts w:ascii="Calibri" w:cs="Calibri" w:eastAsia="Calibri" w:hAnsi="Calibri"/>
           <w:b/>
           <w:bCs/>
+          <w:color w:val="000000"/>
           <w:sz w:val="24"/>
           <w:szCs w:val="24"/>
         </w:rPr>
@@ -639,6 +671,7 @@
       <w:r>
         <w:rPr>
           <w:rFonts w:ascii="Calibri" w:cs="Calibri" w:eastAsia="Calibri" w:hAnsi="Calibri"/>
+          <w:color w:val="000000"/>
           <w:sz w:val="24"/>
           <w:szCs w:val="24"/>
         </w:rPr>
@@ -649,6 +682,7 @@
           <w:rFonts w:ascii="Calibri" w:cs="Calibri" w:eastAsia="Calibri" w:hAnsi="Calibri"/>
           <w:b/>
           <w:bCs/>
+          <w:color w:val="000000"/>
           <w:sz w:val="24"/>
           <w:szCs w:val="24"/>
         </w:rPr>
@@ -657,6 +691,7 @@
       <w:r>
         <w:rPr>
           <w:rFonts w:ascii="Calibri" w:cs="Calibri" w:eastAsia="Calibri" w:hAnsi="Calibri"/>
+          <w:color w:val="000000"/>
           <w:sz w:val="24"/>
           <w:szCs w:val="24"/>
         </w:rPr>
@@ -667,6 +702,7 @@
           <w:rFonts w:ascii="Calibri" w:cs="Calibri" w:eastAsia="Calibri" w:hAnsi="Calibri"/>
           <w:b/>
           <w:bCs/>
+          <w:color w:val="000000"/>
           <w:sz w:val="24"/>
           <w:szCs w:val="24"/>
         </w:rPr>
@@ -675,6 +711,7 @@
       <w:r>
         <w:rPr>
           <w:rFonts w:ascii="Calibri" w:cs="Calibri" w:eastAsia="Calibri" w:hAnsi="Calibri"/>
+          <w:color w:val="000000"/>
           <w:sz w:val="24"/>
           <w:szCs w:val="24"/>
         </w:rPr>
@@ -685,11 +722,12 @@
       <w:pPr>
         <w:keepNext w:val="false"/>
         <w:keepLines/>
-        <w:spacing w:after="160"/>
-      </w:pPr>
-      <w:r>
-        <w:rPr>
-          <w:rFonts w:ascii="Calibri" w:cs="Calibri" w:eastAsia="Calibri" w:hAnsi="Calibri"/>
+        <w:spacing w:after="140"/>
+      </w:pPr>
+      <w:r>
+        <w:rPr>
+          <w:rFonts w:ascii="Calibri" w:cs="Calibri" w:eastAsia="Calibri" w:hAnsi="Calibri"/>
+          <w:color w:val="000000"/>
           <w:sz w:val="24"/>
           <w:szCs w:val="24"/>
         </w:rPr>
@@ -700,7 +738,7 @@
       <w:pPr>
         <w:keepNext/>
         <w:keepLines/>
-        <w:spacing w:after="100" w:before="80"/>
+        <w:spacing w:after="80" w:before="60"/>
       </w:pPr>
       <w:r>
         <w:rPr>
@@ -718,11 +756,12 @@
       <w:pPr>
         <w:keepNext/>
         <w:keepLines/>
-        <w:spacing w:after="160"/>
-      </w:pPr>
-      <w:r>
-        <w:rPr>
-          <w:rFonts w:ascii="Calibri" w:cs="Calibri" w:eastAsia="Calibri" w:hAnsi="Calibri"/>
+        <w:spacing w:after="140"/>
+      </w:pPr>
+      <w:r>
+        <w:rPr>
+          <w:rFonts w:ascii="Calibri" w:cs="Calibri" w:eastAsia="Calibri" w:hAnsi="Calibri"/>
+          <w:color w:val="000000"/>
           <w:sz w:val="24"/>
           <w:szCs w:val="24"/>
         </w:rPr>
@@ -733,7 +772,7 @@
       <w:pPr>
         <w:keepNext/>
         <w:keepLines/>
-        <w:spacing w:after="100" w:before="80"/>
+        <w:spacing w:after="80" w:before="60"/>
       </w:pPr>
       <w:r>
         <w:rPr>
@@ -751,11 +790,12 @@
       <w:pPr>
         <w:keepNext w:val="false"/>
         <w:keepLines/>
-        <w:spacing w:after="160"/>
-      </w:pPr>
-      <w:r>
-        <w:rPr>
-          <w:rFonts w:ascii="Calibri" w:cs="Calibri" w:eastAsia="Calibri" w:hAnsi="Calibri"/>
+        <w:spacing w:after="140"/>
+      </w:pPr>
+      <w:r>
+        <w:rPr>
+          <w:rFonts w:ascii="Calibri" w:cs="Calibri" w:eastAsia="Calibri" w:hAnsi="Calibri"/>
+          <w:color w:val="000000"/>
           <w:sz w:val="24"/>
           <w:szCs w:val="24"/>
         </w:rPr>
@@ -766,6 +806,7 @@
           <w:rFonts w:ascii="Calibri" w:cs="Calibri" w:eastAsia="Calibri" w:hAnsi="Calibri"/>
           <w:b/>
           <w:bCs/>
+          <w:color w:val="000000"/>
           <w:sz w:val="24"/>
           <w:szCs w:val="24"/>
         </w:rPr>
@@ -774,6 +815,7 @@
       <w:r>
         <w:rPr>
           <w:rFonts w:ascii="Calibri" w:cs="Calibri" w:eastAsia="Calibri" w:hAnsi="Calibri"/>
+          <w:color w:val="000000"/>
           <w:sz w:val="24"/>
           <w:szCs w:val="24"/>
         </w:rPr>
@@ -784,6 +826,7 @@
           <w:rFonts w:ascii="Calibri" w:cs="Calibri" w:eastAsia="Calibri" w:hAnsi="Calibri"/>
           <w:b/>
           <w:bCs/>
+          <w:color w:val="000000"/>
           <w:sz w:val="24"/>
           <w:szCs w:val="24"/>
         </w:rPr>
@@ -792,6 +835,7 @@
       <w:r>
         <w:rPr>
           <w:rFonts w:ascii="Calibri" w:cs="Calibri" w:eastAsia="Calibri" w:hAnsi="Calibri"/>
+          <w:color w:val="000000"/>
           <w:sz w:val="24"/>
           <w:szCs w:val="24"/>
         </w:rPr>
@@ -802,6 +846,7 @@
           <w:rFonts w:ascii="Calibri" w:cs="Calibri" w:eastAsia="Calibri" w:hAnsi="Calibri"/>
           <w:b/>
           <w:bCs/>
+          <w:color w:val="000000"/>
           <w:sz w:val="24"/>
           <w:szCs w:val="24"/>
         </w:rPr>
@@ -810,6 +855,7 @@
       <w:r>
         <w:rPr>
           <w:rFonts w:ascii="Calibri" w:cs="Calibri" w:eastAsia="Calibri" w:hAnsi="Calibri"/>
+          <w:color w:val="000000"/>
           <w:sz w:val="24"/>
           <w:szCs w:val="24"/>
         </w:rPr>
@@ -820,7 +866,7 @@
       <w:pPr>
         <w:keepNext/>
         <w:keepLines/>
-        <w:spacing w:after="100" w:before="80"/>
+        <w:spacing w:after="80" w:before="60"/>
       </w:pPr>
       <w:r>
         <w:rPr>
